--- a/content/blog/simvoly-kitaya.DZEN.docx
+++ b/content/blog/simvoly-kitaya.DZEN.docx
@@ -285,7 +285,7 @@
           <w:sz w:val="22"/>
           <w:szCs w:val="22"/>
         </w:rPr>
-        <w:t xml:space="preserve">Дракон означает силу, удачу, мудрость и власть — когда-то он был символом самого императора. А ещё он связан с водой и дождём, а значит, с урожаем. Китайцы даже называют себя «потомками дракона» — 龙的传人 (lóng de chuánrén). Неудивительно, что год Дракона в календаре считается особенно счастливым.</w:t>
+        <w:t xml:space="preserve">Дракон означает силу, удачу, мудрость и власть — когда-то он был символом самого императора. А ещё он связан с водой и дождём, а значит, с урожаем. Китайцы даже называют себя «потомками дракона» — 龙的传人 (lóng de chuánrén). Неудивительно, что год Дракона в календаре считается особенно счастливым. Кстати, дракона я даже оживила — посмотрите анимацию к посту.</w:t>
       </w:r>
     </w:p>
     <w:p>
@@ -339,7 +339,7 @@
           <w:sz w:val="22"/>
           <w:szCs w:val="22"/>
         </w:rPr>
-        <w:t xml:space="preserve">Но, пожалуй, главное в фонаре — это ощущение семьи и тепла. Когда вся улица украшена красными фонарями, сразу понятно: приближается праздник, и семья скоро соберётся вместе. Кстати, этот символ я даже оживила — посмотрите анимацию к посту.</w:t>
+        <w:t xml:space="preserve">Но, пожалуй, главное в фонаре — это ощущение семьи и тепла. Когда вся улица украшена красными фонарями, сразу понятно: приближается праздник, и семья скоро соберётся вместе.</w:t>
       </w:r>
     </w:p>
     <w:p>

--- a/content/blog/simvoly-kitaya.DZEN.docx
+++ b/content/blog/simvoly-kitaya.DZEN.docx
@@ -103,7 +103,7 @@
           <w:sz w:val="16"/>
           <w:szCs w:val="16"/>
         </w:rPr>
-        <w:t xml:space="preserve">▲ обложка поста</w:t>
+        <w:t xml:space="preserve">▲ обложка статьи</w:t>
       </w:r>
     </w:p>
     <w:p>
@@ -116,7 +116,155 @@
           <w:sz w:val="24"/>
           <w:szCs w:val="24"/>
         </w:rPr>
-        <w:t xml:space="preserve">Есть образы, по которым Китай узнают с первого взгляда. Панда, дракон и красный фонарь — три самых узнаваемых. Но за каждым стоит не просто красивая картинка, а целый пласт смысла. Давайте посмотрим, что они значат на самом деле.</w:t>
+        <w:t xml:space="preserve">Есть образы, по которым Китай узнают с первого взгляда: пушистая панда, парящий дракон, красный фонарь над праздничной улицей. Но за каждым стоит не просто красивая картинка, а целый пласт смысла — история, характер, отношение к миру. За годы поездок и работы с Китаем я привыкла читать эти символы, и мне хочется поделиться. Давайте разберёмся, что они значат на самом деле.</w:t>
+      </w:r>
+    </w:p>
+    <w:p>
+      <w:pPr>
+        <w:spacing w:after="70" w:before="200"/>
+      </w:pPr>
+      <w:r>
+        <w:rPr>
+          <w:b/>
+          <w:bCs/>
+          <w:color w:val="2C2420"/>
+          <w:sz w:val="23"/>
+          <w:szCs w:val="23"/>
+        </w:rPr>
+        <w:t xml:space="preserve">Кому будет полезна статья</w:t>
+      </w:r>
+    </w:p>
+    <w:p>
+      <w:pPr>
+        <w:spacing w:after="150"/>
+      </w:pPr>
+      <w:r>
+        <w:rPr>
+          <w:color w:val="5A4F45"/>
+          <w:sz w:val="22"/>
+          <w:szCs w:val="22"/>
+        </w:rPr>
+        <w:t xml:space="preserve">Всем, кто любит Китай и хочет понимать не только язык, но и культуру за ним — те образы, которые встречаются там буквально на каждом шагу.</w:t>
+      </w:r>
+    </w:p>
+    <w:p>
+      <w:pPr>
+        <w:spacing w:after="70" w:before="200"/>
+      </w:pPr>
+      <w:r>
+        <w:rPr>
+          <w:b/>
+          <w:bCs/>
+          <w:color w:val="2C2420"/>
+          <w:sz w:val="23"/>
+          <w:szCs w:val="23"/>
+        </w:rPr>
+        <w:t xml:space="preserve">Что вы узнаете</w:t>
+      </w:r>
+    </w:p>
+    <w:p>
+      <w:pPr>
+        <w:spacing w:after="70"/>
+      </w:pPr>
+      <w:r>
+        <w:rPr>
+          <w:b/>
+          <w:bCs/>
+          <w:color w:val="A41E3A"/>
+          <w:sz w:val="22"/>
+          <w:szCs w:val="22"/>
+        </w:rPr>
+        <w:t xml:space="preserve">1.  </w:t>
+      </w:r>
+      <w:r>
+        <w:rPr>
+          <w:color w:val="2C2420"/>
+          <w:sz w:val="22"/>
+          <w:szCs w:val="22"/>
+        </w:rPr>
+        <w:t xml:space="preserve">Что на самом деле означает панда — и при чём тут дружба</w:t>
+      </w:r>
+    </w:p>
+    <w:p>
+      <w:pPr>
+        <w:spacing w:after="70"/>
+      </w:pPr>
+      <w:r>
+        <w:rPr>
+          <w:b/>
+          <w:bCs/>
+          <w:color w:val="A41E3A"/>
+          <w:sz w:val="22"/>
+          <w:szCs w:val="22"/>
+        </w:rPr>
+        <w:t xml:space="preserve">2.  </w:t>
+      </w:r>
+      <w:r>
+        <w:rPr>
+          <w:color w:val="2C2420"/>
+          <w:sz w:val="22"/>
+          <w:szCs w:val="22"/>
+        </w:rPr>
+        <w:t xml:space="preserve">Почему китайский дракон добрый, а не злой</w:t>
+      </w:r>
+    </w:p>
+    <w:p>
+      <w:pPr>
+        <w:spacing w:after="70"/>
+      </w:pPr>
+      <w:r>
+        <w:rPr>
+          <w:b/>
+          <w:bCs/>
+          <w:color w:val="A41E3A"/>
+          <w:sz w:val="22"/>
+          <w:szCs w:val="22"/>
+        </w:rPr>
+        <w:t xml:space="preserve">3.  </w:t>
+      </w:r>
+      <w:r>
+        <w:rPr>
+          <w:color w:val="2C2420"/>
+          <w:sz w:val="22"/>
+          <w:szCs w:val="22"/>
+        </w:rPr>
+        <w:t xml:space="preserve">Что символизирует красный фонарь</w:t>
+      </w:r>
+    </w:p>
+    <w:p>
+      <w:pPr>
+        <w:spacing w:after="70"/>
+      </w:pPr>
+      <w:r>
+        <w:rPr>
+          <w:b/>
+          <w:bCs/>
+          <w:color w:val="A41E3A"/>
+          <w:sz w:val="22"/>
+          <w:szCs w:val="22"/>
+        </w:rPr>
+        <w:t xml:space="preserve">4.  </w:t>
+      </w:r>
+      <w:r>
+        <w:rPr>
+          <w:color w:val="2C2420"/>
+          <w:sz w:val="22"/>
+          <w:szCs w:val="22"/>
+        </w:rPr>
+        <w:t xml:space="preserve">Почему за этими образами стоит целая картина мира</w:t>
+      </w:r>
+    </w:p>
+    <w:p>
+      <w:pPr>
+        <w:spacing w:after="150"/>
+      </w:pPr>
+      <w:r>
+        <w:rPr>
+          <w:color w:val="5A4F45"/>
+          <w:sz w:val="22"/>
+          <w:szCs w:val="22"/>
+        </w:rPr>
+        <w:t xml:space="preserve">Начнём с короткого обзора, а потом разберём каждый символ подробнее.</w:t>
       </w:r>
     </w:p>
     <w:p>
@@ -183,7 +331,7 @@
     <w:p>
       <w:pPr>
         <w:pStyle w:val="Heading1"/>
-        <w:spacing w:after="120" w:before="340"/>
+        <w:spacing w:after="120" w:before="360"/>
       </w:pPr>
       <w:r>
         <w:rPr>
@@ -218,7 +366,7 @@
           <w:sz w:val="22"/>
           <w:szCs w:val="22"/>
         </w:rPr>
-        <w:t xml:space="preserve">Начнём с самого милого. Панда по-китайски — 熊猫 (xióngmāo), а дословно это «медведь-кошка». Живёт она в горах провинции Сычуань и почти всё время ест бамбук.</w:t>
+        <w:t xml:space="preserve">Начнём с самого милого. Панда по-китайски — 熊猫 (xióngmāo), а дословно это «медведь-кошка». Живёт она в горах провинции Сычуань и почти всё время проводит за едой: взрослая панда может жевать бамбук по десять-двенадцать часов в день.</w:t>
       </w:r>
     </w:p>
     <w:p>
@@ -231,13 +379,13 @@
           <w:sz w:val="22"/>
           <w:szCs w:val="22"/>
         </w:rPr>
-        <w:t xml:space="preserve">Для Китая панда — символ мира, доброты и дружбы. Её нередко дарят другим странам в знак добрых отношений — это даже прозвали «панда-дипломатией». А ещё панда стала лицом охраны природы во всём мире. Мягкий и обаятельный символ — под стать характеру.</w:t>
+        <w:t xml:space="preserve">Для Китая панда — символ мира, доброты и дружбы. Её нередко дарят другим странам или передают в зоопарки в знак добрых отношений — это даже прозвали «панда-дипломатией». А ещё панда давно стала лицом охраны природы во всём мире. Мягкий, спокойный и обаятельный символ — под стать характеру самого зверя.</w:t>
       </w:r>
     </w:p>
     <w:p>
       <w:pPr>
         <w:pStyle w:val="Heading1"/>
-        <w:spacing w:after="120" w:before="340"/>
+        <w:spacing w:after="120" w:before="360"/>
       </w:pPr>
       <w:r>
         <w:rPr>
@@ -272,7 +420,7 @@
           <w:sz w:val="22"/>
           <w:szCs w:val="22"/>
         </w:rPr>
-        <w:t xml:space="preserve">Дракон — 龙 (lóng) — пожалуй, главный символ китайской культуры. Только сразу важное уточнение: китайский дракон совсем не такой, как в европейских сказках. Он не злой и не сжигает деревни, а наоборот — добрый и благожелательный.</w:t>
+        <w:t xml:space="preserve">Дракон — 龙 (lóng) — пожалуй, главный символ китайской культуры. И здесь сразу важное уточнение: китайский дракон совсем не такой, как в европейских сказках. Он не злой, не сжигает деревни и не сторожит золото. Наоборот — он добрый, мудрый и благожелательный.</w:t>
       </w:r>
     </w:p>
     <w:p>
@@ -285,13 +433,13 @@
           <w:sz w:val="22"/>
           <w:szCs w:val="22"/>
         </w:rPr>
-        <w:t xml:space="preserve">Дракон означает силу, удачу, мудрость и власть — когда-то он был символом самого императора. А ещё он связан с водой и дождём, а значит, с урожаем. Китайцы даже называют себя «потомками дракона» — 龙的传人 (lóng de chuánrén). Неудивительно, что год Дракона в календаре считается особенно счастливым. Кстати, дракона я даже оживила — посмотрите анимацию к посту.</w:t>
+        <w:t xml:space="preserve">Дракон означает силу, удачу и власть — когда-то он был символом самого императора. Его связывают с водой, дождём и реками, а значит, с урожаем и жизнью. Китайцы даже называют себя «потомками дракона» — 龙的传人 (lóng de chuánrén). Его образ оживает на праздниках в танце дракона (舞龙), а год Дракона в календаре считается особенно удачным — в такие годы даже рождается больше детей.</w:t>
       </w:r>
     </w:p>
     <w:p>
       <w:pPr>
         <w:pStyle w:val="Heading1"/>
-        <w:spacing w:after="120" w:before="340"/>
+        <w:spacing w:after="120" w:before="360"/>
       </w:pPr>
       <w:r>
         <w:rPr>
@@ -326,7 +474,7 @@
           <w:sz w:val="22"/>
           <w:szCs w:val="22"/>
         </w:rPr>
-        <w:t xml:space="preserve">И третий символ — красный фонарь, 灯笼 (dēnglong). Его вешают на праздники, и особенно на Новый год и Праздник фонарей (元宵节). Красный цвет отгоняет злых духов, а тёплый свет означает счастье, надежду и достаток.</w:t>
+        <w:t xml:space="preserve">Третий символ — красный фонарь, 灯笼 (dēnglong). Его развешивают на праздники, и особенно ярко — на Новый год и на Праздник фонарей (元宵节), которым завершаются новогодние торжества. Красный цвет, по поверьям, отгоняет злых духов, а тёплый свет означает счастье, надежду и достаток.</w:t>
       </w:r>
     </w:p>
     <w:p>
@@ -339,35 +487,94 @@
           <w:sz w:val="22"/>
           <w:szCs w:val="22"/>
         </w:rPr>
-        <w:t xml:space="preserve">Но, пожалуй, главное в фонаре — это ощущение семьи и тепла. Когда вся улица украшена красными фонарями, сразу понятно: приближается праздник, и семья скоро соберётся вместе.</w:t>
-      </w:r>
-    </w:p>
-    <w:p>
-      <w:pPr>
-        <w:spacing w:before="200"/>
-      </w:pPr>
-      <w:r>
-        <w:rPr>
-          <w:color w:val="2C2420"/>
-          <w:sz w:val="22"/>
-          <w:szCs w:val="22"/>
-        </w:rPr>
-        <w:t xml:space="preserve">Конечно, символов у Китая гораздо больше — есть и Великая стена, и феникс, и иероглиф 福 (fú) «счастье». Но панда, дракон и фонарь остаются, пожалуй, самыми узнаваемыми. И что мне особенно нравится: за каждым из них стоит своя история — а значит, и повод узнать о Китае чуть больше.</w:t>
-      </w:r>
-    </w:p>
-    <w:p>
-      <w:pPr>
-        <w:spacing w:after="120" w:before="120"/>
-      </w:pPr>
-      <w:r>
-        <w:rPr>
+        <w:t xml:space="preserve">Но, пожалуй, главное в фонаре — это ощущение семьи и тепла. Когда вся улица украшена красными фонарями, сразу понятно: приближается праздник, и родные скоро соберутся вместе за одним столом. Именно поэтому фонарь — один из самых уютных и любимых символов Китая.</w:t>
+      </w:r>
+    </w:p>
+    <w:p>
+      <w:pPr>
+        <w:pStyle w:val="Heading1"/>
+        <w:spacing w:after="120" w:before="360"/>
+      </w:pPr>
+      <w:r>
+        <w:rPr>
+          <w:b/>
+          <w:bCs/>
+          <w:color w:val="2C2420"/>
+          <w:sz w:val="30"/>
+          <w:szCs w:val="30"/>
+        </w:rPr>
+        <w:t xml:space="preserve">Почему за символами</w:t>
+      </w:r>
+      <w:r>
+        <w:rPr>
+          <w:b/>
+          <w:bCs/>
           <w:i/>
           <w:iCs/>
           <w:color w:val="A41E3A"/>
+          <w:sz w:val="30"/>
+          <w:szCs w:val="30"/>
+        </w:rPr>
+        <w:t xml:space="preserve"> стоит целая культура</w:t>
+      </w:r>
+    </w:p>
+    <w:p>
+      <w:pPr>
+        <w:spacing w:after="150"/>
+      </w:pPr>
+      <w:r>
+        <w:rPr>
+          <w:color w:val="5A4F45"/>
+          <w:sz w:val="22"/>
+          <w:szCs w:val="22"/>
+        </w:rPr>
+        <w:t xml:space="preserve">Если собрать всё вместе, видно главное: за каждым из этих образов — не просто картинка, а целая система ценностей. Панда — про доброту и мир, дракон — про силу и удачу, фонарь — про семью и счастье. Вместе они хорошо показывают, что важно для самих китайцев.</w:t>
+      </w:r>
+    </w:p>
+    <w:p>
+      <w:pPr>
+        <w:spacing w:after="150"/>
+      </w:pPr>
+      <w:r>
+        <w:rPr>
+          <w:color w:val="5A4F45"/>
+          <w:sz w:val="22"/>
+          <w:szCs w:val="22"/>
+        </w:rPr>
+        <w:t xml:space="preserve">Мне это близко и как преподавателю: когда понимаешь символы, начинаешь лучше чувствовать и язык — ведь многие слова, пословицы и праздники выросли из тех же образов. Кстати, все три символа я собрала в небольшую анимацию — посмотрите её к статье. А ещё их, конечно, куда больше: есть и Великая стена, и феникс, и иероглиф 福 (fú) «счастье» — но панда, дракон и фонарь остаются самыми узнаваемыми.</w:t>
+      </w:r>
+    </w:p>
+    <w:p>
+      <w:pPr>
+        <w:spacing w:after="120" w:before="280"/>
+      </w:pPr>
+      <w:r>
+        <w:rPr>
+          <w:i/>
+          <w:iCs/>
+          <w:color w:val="2C2420"/>
           <w:sz w:val="23"/>
           <w:szCs w:val="23"/>
         </w:rPr>
-        <w:t xml:space="preserve">А какой символ Китая первым приходит в голову вам? Напишите в комментариях!</w:t>
+        <w:t xml:space="preserve">«Дорисовать дракону зрачок», — говорят китайцы про решающий штрих: </w:t>
+      </w:r>
+      <w:r>
+        <w:rPr>
+          <w:color w:val="A41E3A"/>
+          <w:sz w:val="23"/>
+          <w:szCs w:val="23"/>
+        </w:rPr>
+        <w:t xml:space="preserve">画龙点睛</w:t>
+      </w:r>
+      <w:r>
+        <w:rPr>
+          <w:i/>
+          <w:iCs/>
+          <w:color w:val="2C2420"/>
+          <w:sz w:val="23"/>
+          <w:szCs w:val="23"/>
+        </w:rPr>
+        <w:t xml:space="preserve">. Вот и эти символы — тот самый штрих, что оживляет для нас образ Китая.</w:t>
       </w:r>
     </w:p>
     <w:p>
@@ -375,7 +582,7 @@
         <w:pBdr>
           <w:top w:val="single" w:color="EAE3D8" w:sz="4" w:space="8"/>
         </w:pBdr>
-        <w:spacing w:after="40" w:before="160"/>
+        <w:spacing w:after="40" w:before="120"/>
       </w:pPr>
       <w:r>
         <w:rPr>
